--- a/templates/hoja_coordinacion_validacion.docx
+++ b/templates/hoja_coordinacion_validacion.docx
@@ -59,7 +59,6 @@
         </w:rPr>
         <w:t xml:space="preserve"> </w:t>
       </w:r>
-      <w:proofErr w:type="gramStart"/>
       <w:r>
         <w:rPr>
           <w:rFonts w:ascii="Times New Roman" w:hAnsi="Times New Roman" w:cs="Times New Roman"/>
@@ -92,19 +91,7 @@
           <w:szCs w:val="28"/>
           <w:u w:val="single"/>
         </w:rPr>
-        <w:t>umero</w:t>
-      </w:r>
-      <w:proofErr w:type="gramEnd"/>
-      <w:r>
-        <w:rPr>
-          <w:rFonts w:ascii="Times New Roman" w:hAnsi="Times New Roman" w:cs="Times New Roman"/>
-          <w:b/>
-          <w:bCs/>
-          <w:sz w:val="28"/>
-          <w:szCs w:val="28"/>
-          <w:u w:val="single"/>
-        </w:rPr>
-        <w:t>_doc</w:t>
+        <w:t>umero_doc</w:t>
       </w:r>
       <w:proofErr w:type="spellEnd"/>
       <w:r>
@@ -155,7 +142,7 @@
     <w:tbl>
       <w:tblPr>
         <w:tblStyle w:val="Tablaconcuadrcula"/>
-        <w:tblW w:w="0" w:type="auto"/>
+        <w:tblW w:w="9498" w:type="dxa"/>
         <w:tblBorders>
           <w:top w:val="none" w:sz="0" w:space="0" w:color="auto"/>
           <w:left w:val="none" w:sz="0" w:space="0" w:color="auto"/>
@@ -168,7 +155,7 @@
       <w:tblGrid>
         <w:gridCol w:w="1760"/>
         <w:gridCol w:w="367"/>
-        <w:gridCol w:w="6899"/>
+        <w:gridCol w:w="7371"/>
       </w:tblGrid>
       <w:tr>
         <w:tc>
@@ -230,7 +217,7 @@
         </w:tc>
         <w:tc>
           <w:tcPr>
-            <w:tcW w:w="6899" w:type="dxa"/>
+            <w:tcW w:w="7371" w:type="dxa"/>
           </w:tcPr>
           <w:p>
             <w:pPr>
@@ -340,7 +327,7 @@
         </w:tc>
         <w:tc>
           <w:tcPr>
-            <w:tcW w:w="6899" w:type="dxa"/>
+            <w:tcW w:w="7371" w:type="dxa"/>
           </w:tcPr>
           <w:p>
             <w:pPr>
@@ -450,7 +437,7 @@
         </w:tc>
         <w:tc>
           <w:tcPr>
-            <w:tcW w:w="6899" w:type="dxa"/>
+            <w:tcW w:w="7371" w:type="dxa"/>
           </w:tcPr>
           <w:p>
             <w:pPr>
@@ -675,7 +662,7 @@
         </w:tc>
         <w:tc>
           <w:tcPr>
-            <w:tcW w:w="6899" w:type="dxa"/>
+            <w:tcW w:w="7371" w:type="dxa"/>
           </w:tcPr>
           <w:p>
             <w:pPr>
@@ -927,7 +914,7 @@
         </w:tc>
         <w:tc>
           <w:tcPr>
-            <w:tcW w:w="6899" w:type="dxa"/>
+            <w:tcW w:w="7371" w:type="dxa"/>
             <w:tcBorders>
               <w:bottom w:val="double" w:sz="12" w:space="0" w:color="00B050"/>
             </w:tcBorders>
@@ -1441,14 +1428,10 @@
       </w:pPr>
     </w:p>
     <w:sectPr>
-      <w:headerReference w:type="even" r:id="rId8"/>
-      <w:headerReference w:type="default" r:id="rId9"/>
-      <w:footerReference w:type="even" r:id="rId10"/>
-      <w:footerReference w:type="default" r:id="rId11"/>
-      <w:headerReference w:type="first" r:id="rId12"/>
-      <w:footerReference w:type="first" r:id="rId13"/>
+      <w:headerReference w:type="default" r:id="rId8"/>
+      <w:footerReference w:type="default" r:id="rId9"/>
       <w:pgSz w:w="11906" w:h="16838"/>
-      <w:pgMar w:top="1440" w:right="1440" w:bottom="1440" w:left="1440" w:header="708" w:footer="0" w:gutter="0"/>
+      <w:pgMar w:top="1440" w:right="1021" w:bottom="1440" w:left="1418" w:header="340" w:footer="0" w:gutter="0"/>
       <w:cols w:space="708"/>
       <w:docGrid w:linePitch="360"/>
     </w:sectPr>
@@ -1482,16 +1465,6 @@
 </file>
 
 <file path=word/footer1.xml><?xml version="1.0" encoding="utf-8"?>
-<w:ftr xmlns:wpc="http://schemas.microsoft.com/office/word/2010/wordprocessingCanvas" xmlns:cx="http://schemas.microsoft.com/office/drawing/2014/chartex" xmlns:cx1="http://schemas.microsoft.com/office/drawing/2015/9/8/chartex" xmlns:cx2="http://schemas.microsoft.com/office/drawing/2015/10/21/chartex" xmlns:cx3="http://schemas.microsoft.com/office/drawing/2016/5/9/chartex" xmlns:cx4="http://schemas.microsoft.com/office/drawing/2016/5/10/chartex" xmlns:cx5="http://schemas.microsoft.com/office/drawing/2016/5/11/chartex" xmlns:cx6="http://schemas.microsoft.com/office/drawing/2016/5/12/chartex" xmlns:cx7="http://schemas.microsoft.com/office/drawing/2016/5/13/chartex" xmlns:cx8="http://schemas.microsoft.com/office/drawing/2016/5/14/chartex" xmlns:mc="http://schemas.openxmlformats.org/markup-compatibility/2006" xmlns:aink="http://schemas.microsoft.com/office/drawing/2016/ink" xmlns:am3d="http://schemas.microsoft.com/office/drawing/2017/model3d" xmlns:o="urn:schemas-microsoft-com:office:office" xmlns:r="http://schemas.openxmlformats.org/officeDocument/2006/relationships" xmlns:m="http://schemas.openxmlformats.org/officeDocument/2006/math" xmlns:v="urn:schemas-microsoft-com:vml" xmlns:wp14="http://schemas.microsoft.com/office/word/2010/wordprocessingDrawing" xmlns:wp="http://schemas.openxmlformats.org/drawingml/2006/wordprocessingDrawing" xmlns:w10="urn:schemas-microsoft-com:office:word" xmlns:w="http://schemas.openxmlformats.org/wordprocessingml/2006/main" xmlns:w14="http://schemas.microsoft.com/office/word/2010/wordml" xmlns:w15="http://schemas.microsoft.com/office/word/2012/wordml" xmlns:w16cex="http://schemas.microsoft.com/office/word/2018/wordml/cex" xmlns:w16cid="http://schemas.microsoft.com/office/word/2016/wordml/cid" xmlns:w16="http://schemas.microsoft.com/office/word/2018/wordml" xmlns:w16sdtdh="http://schemas.microsoft.com/office/word/2020/wordml/sdtdatahash" xmlns:w16se="http://schemas.microsoft.com/office/word/2015/wordml/symex" xmlns:wpg="http://schemas.microsoft.com/office/word/2010/wordprocessingGroup" xmlns:wpi="http://schemas.microsoft.com/office/word/2010/wordprocessingInk" xmlns:wne="http://schemas.microsoft.com/office/word/2006/wordml" xmlns:wps="http://schemas.microsoft.com/office/word/2010/wordprocessingShape" mc:Ignorable="w14 w15 w16se w16cid w16 w16cex w16sdtdh wp14">
-  <w:p>
-    <w:pPr>
-      <w:pStyle w:val="Piedepgina"/>
-    </w:pPr>
-  </w:p>
-</w:ftr>
-</file>
-
-<file path=word/footer2.xml><?xml version="1.0" encoding="utf-8"?>
 <w:ftr xmlns:wpc="http://schemas.microsoft.com/office/word/2010/wordprocessingCanvas" xmlns:cx="http://schemas.microsoft.com/office/drawing/2014/chartex" xmlns:cx1="http://schemas.microsoft.com/office/drawing/2015/9/8/chartex" xmlns:cx2="http://schemas.microsoft.com/office/drawing/2015/10/21/chartex" xmlns:cx3="http://schemas.microsoft.com/office/drawing/2016/5/9/chartex" xmlns:cx4="http://schemas.microsoft.com/office/drawing/2016/5/10/chartex" xmlns:cx5="http://schemas.microsoft.com/office/drawing/2016/5/11/chartex" xmlns:cx6="http://schemas.microsoft.com/office/drawing/2016/5/12/chartex" xmlns:cx7="http://schemas.microsoft.com/office/drawing/2016/5/13/chartex" xmlns:cx8="http://schemas.microsoft.com/office/drawing/2016/5/14/chartex" xmlns:mc="http://schemas.openxmlformats.org/markup-compatibility/2006" xmlns:aink="http://schemas.microsoft.com/office/drawing/2016/ink" xmlns:am3d="http://schemas.microsoft.com/office/drawing/2017/model3d" xmlns:o="urn:schemas-microsoft-com:office:office" xmlns:r="http://schemas.openxmlformats.org/officeDocument/2006/relationships" xmlns:m="http://schemas.openxmlformats.org/officeDocument/2006/math" xmlns:v="urn:schemas-microsoft-com:vml" xmlns:wp14="http://schemas.microsoft.com/office/word/2010/wordprocessingDrawing" xmlns:wp="http://schemas.openxmlformats.org/drawingml/2006/wordprocessingDrawing" xmlns:w10="urn:schemas-microsoft-com:office:word" xmlns:w="http://schemas.openxmlformats.org/wordprocessingml/2006/main" xmlns:w14="http://schemas.microsoft.com/office/word/2010/wordml" xmlns:w15="http://schemas.microsoft.com/office/word/2012/wordml" xmlns:w16cex="http://schemas.microsoft.com/office/word/2018/wordml/cex" xmlns:w16cid="http://schemas.microsoft.com/office/word/2016/wordml/cid" xmlns:w16="http://schemas.microsoft.com/office/word/2018/wordml" xmlns:w16sdtdh="http://schemas.microsoft.com/office/word/2020/wordml/sdtdatahash" xmlns:w16se="http://schemas.microsoft.com/office/word/2015/wordml/symex" xmlns:wpg="http://schemas.microsoft.com/office/word/2010/wordprocessingGroup" xmlns:wpi="http://schemas.microsoft.com/office/word/2010/wordprocessingInk" xmlns:wne="http://schemas.microsoft.com/office/word/2006/wordml" xmlns:wps="http://schemas.microsoft.com/office/word/2010/wordprocessingShape" mc:Ignorable="w14 w15 w16se w16cid w16 w16cex w16sdtdh wp14">
   <w:p>
     <w:pPr>
@@ -1836,16 +1809,6 @@
 </w:ftr>
 </file>
 
-<file path=word/footer3.xml><?xml version="1.0" encoding="utf-8"?>
-<w:ftr xmlns:wpc="http://schemas.microsoft.com/office/word/2010/wordprocessingCanvas" xmlns:cx="http://schemas.microsoft.com/office/drawing/2014/chartex" xmlns:cx1="http://schemas.microsoft.com/office/drawing/2015/9/8/chartex" xmlns:cx2="http://schemas.microsoft.com/office/drawing/2015/10/21/chartex" xmlns:cx3="http://schemas.microsoft.com/office/drawing/2016/5/9/chartex" xmlns:cx4="http://schemas.microsoft.com/office/drawing/2016/5/10/chartex" xmlns:cx5="http://schemas.microsoft.com/office/drawing/2016/5/11/chartex" xmlns:cx6="http://schemas.microsoft.com/office/drawing/2016/5/12/chartex" xmlns:cx7="http://schemas.microsoft.com/office/drawing/2016/5/13/chartex" xmlns:cx8="http://schemas.microsoft.com/office/drawing/2016/5/14/chartex" xmlns:mc="http://schemas.openxmlformats.org/markup-compatibility/2006" xmlns:aink="http://schemas.microsoft.com/office/drawing/2016/ink" xmlns:am3d="http://schemas.microsoft.com/office/drawing/2017/model3d" xmlns:o="urn:schemas-microsoft-com:office:office" xmlns:r="http://schemas.openxmlformats.org/officeDocument/2006/relationships" xmlns:m="http://schemas.openxmlformats.org/officeDocument/2006/math" xmlns:v="urn:schemas-microsoft-com:vml" xmlns:wp14="http://schemas.microsoft.com/office/word/2010/wordprocessingDrawing" xmlns:wp="http://schemas.openxmlformats.org/drawingml/2006/wordprocessingDrawing" xmlns:w10="urn:schemas-microsoft-com:office:word" xmlns:w="http://schemas.openxmlformats.org/wordprocessingml/2006/main" xmlns:w14="http://schemas.microsoft.com/office/word/2010/wordml" xmlns:w15="http://schemas.microsoft.com/office/word/2012/wordml" xmlns:w16cex="http://schemas.microsoft.com/office/word/2018/wordml/cex" xmlns:w16cid="http://schemas.microsoft.com/office/word/2016/wordml/cid" xmlns:w16="http://schemas.microsoft.com/office/word/2018/wordml" xmlns:w16sdtdh="http://schemas.microsoft.com/office/word/2020/wordml/sdtdatahash" xmlns:w16se="http://schemas.microsoft.com/office/word/2015/wordml/symex" xmlns:wpg="http://schemas.microsoft.com/office/word/2010/wordprocessingGroup" xmlns:wpi="http://schemas.microsoft.com/office/word/2010/wordprocessingInk" xmlns:wne="http://schemas.microsoft.com/office/word/2006/wordml" xmlns:wps="http://schemas.microsoft.com/office/word/2010/wordprocessingShape" mc:Ignorable="w14 w15 w16se w16cid w16 w16cex w16sdtdh wp14">
-  <w:p>
-    <w:pPr>
-      <w:pStyle w:val="Piedepgina"/>
-    </w:pPr>
-  </w:p>
-</w:ftr>
-</file>
-
 <file path=word/footnotes.xml><?xml version="1.0" encoding="utf-8"?>
 <w:footnotes xmlns:wpc="http://schemas.microsoft.com/office/word/2010/wordprocessingCanvas" xmlns:cx="http://schemas.microsoft.com/office/drawing/2014/chartex" xmlns:cx1="http://schemas.microsoft.com/office/drawing/2015/9/8/chartex" xmlns:cx2="http://schemas.microsoft.com/office/drawing/2015/10/21/chartex" xmlns:cx3="http://schemas.microsoft.com/office/drawing/2016/5/9/chartex" xmlns:cx4="http://schemas.microsoft.com/office/drawing/2016/5/10/chartex" xmlns:cx5="http://schemas.microsoft.com/office/drawing/2016/5/11/chartex" xmlns:cx6="http://schemas.microsoft.com/office/drawing/2016/5/12/chartex" xmlns:cx7="http://schemas.microsoft.com/office/drawing/2016/5/13/chartex" xmlns:cx8="http://schemas.microsoft.com/office/drawing/2016/5/14/chartex" xmlns:mc="http://schemas.openxmlformats.org/markup-compatibility/2006" xmlns:aink="http://schemas.microsoft.com/office/drawing/2016/ink" xmlns:am3d="http://schemas.microsoft.com/office/drawing/2017/model3d" xmlns:o="urn:schemas-microsoft-com:office:office" xmlns:r="http://schemas.openxmlformats.org/officeDocument/2006/relationships" xmlns:m="http://schemas.openxmlformats.org/officeDocument/2006/math" xmlns:v="urn:schemas-microsoft-com:vml" xmlns:wp14="http://schemas.microsoft.com/office/word/2010/wordprocessingDrawing" xmlns:wp="http://schemas.openxmlformats.org/drawingml/2006/wordprocessingDrawing" xmlns:w10="urn:schemas-microsoft-com:office:word" xmlns:w="http://schemas.openxmlformats.org/wordprocessingml/2006/main" xmlns:w14="http://schemas.microsoft.com/office/word/2010/wordml" xmlns:w15="http://schemas.microsoft.com/office/word/2012/wordml" xmlns:w16cex="http://schemas.microsoft.com/office/word/2018/wordml/cex" xmlns:w16cid="http://schemas.microsoft.com/office/word/2016/wordml/cid" xmlns:w16="http://schemas.microsoft.com/office/word/2018/wordml" xmlns:w16sdtdh="http://schemas.microsoft.com/office/word/2020/wordml/sdtdatahash" xmlns:w16se="http://schemas.microsoft.com/office/word/2015/wordml/symex" xmlns:wpg="http://schemas.microsoft.com/office/word/2010/wordprocessingGroup" xmlns:wpi="http://schemas.microsoft.com/office/word/2010/wordprocessingInk" xmlns:wne="http://schemas.microsoft.com/office/word/2006/wordml" xmlns:wps="http://schemas.microsoft.com/office/word/2010/wordprocessingShape" mc:Ignorable="w14 w15 w16se w16cid w16 w16cex w16sdtdh wp14">
   <w:footnote w:type="separator" w:id="-1">
@@ -1872,16 +1835,6 @@
 </file>
 
 <file path=word/header1.xml><?xml version="1.0" encoding="utf-8"?>
-<w:hdr xmlns:wpc="http://schemas.microsoft.com/office/word/2010/wordprocessingCanvas" xmlns:cx="http://schemas.microsoft.com/office/drawing/2014/chartex" xmlns:cx1="http://schemas.microsoft.com/office/drawing/2015/9/8/chartex" xmlns:cx2="http://schemas.microsoft.com/office/drawing/2015/10/21/chartex" xmlns:cx3="http://schemas.microsoft.com/office/drawing/2016/5/9/chartex" xmlns:cx4="http://schemas.microsoft.com/office/drawing/2016/5/10/chartex" xmlns:cx5="http://schemas.microsoft.com/office/drawing/2016/5/11/chartex" xmlns:cx6="http://schemas.microsoft.com/office/drawing/2016/5/12/chartex" xmlns:cx7="http://schemas.microsoft.com/office/drawing/2016/5/13/chartex" xmlns:cx8="http://schemas.microsoft.com/office/drawing/2016/5/14/chartex" xmlns:mc="http://schemas.openxmlformats.org/markup-compatibility/2006" xmlns:aink="http://schemas.microsoft.com/office/drawing/2016/ink" xmlns:am3d="http://schemas.microsoft.com/office/drawing/2017/model3d" xmlns:o="urn:schemas-microsoft-com:office:office" xmlns:r="http://schemas.openxmlformats.org/officeDocument/2006/relationships" xmlns:m="http://schemas.openxmlformats.org/officeDocument/2006/math" xmlns:v="urn:schemas-microsoft-com:vml" xmlns:wp14="http://schemas.microsoft.com/office/word/2010/wordprocessingDrawing" xmlns:wp="http://schemas.openxmlformats.org/drawingml/2006/wordprocessingDrawing" xmlns:w10="urn:schemas-microsoft-com:office:word" xmlns:w="http://schemas.openxmlformats.org/wordprocessingml/2006/main" xmlns:w14="http://schemas.microsoft.com/office/word/2010/wordml" xmlns:w15="http://schemas.microsoft.com/office/word/2012/wordml" xmlns:w16cex="http://schemas.microsoft.com/office/word/2018/wordml/cex" xmlns:w16cid="http://schemas.microsoft.com/office/word/2016/wordml/cid" xmlns:w16="http://schemas.microsoft.com/office/word/2018/wordml" xmlns:w16sdtdh="http://schemas.microsoft.com/office/word/2020/wordml/sdtdatahash" xmlns:w16se="http://schemas.microsoft.com/office/word/2015/wordml/symex" xmlns:wpg="http://schemas.microsoft.com/office/word/2010/wordprocessingGroup" xmlns:wpi="http://schemas.microsoft.com/office/word/2010/wordprocessingInk" xmlns:wne="http://schemas.microsoft.com/office/word/2006/wordml" xmlns:wps="http://schemas.microsoft.com/office/word/2010/wordprocessingShape" mc:Ignorable="w14 w15 w16se w16cid w16 w16cex w16sdtdh wp14">
-  <w:p>
-    <w:pPr>
-      <w:pStyle w:val="Encabezado"/>
-    </w:pPr>
-  </w:p>
-</w:hdr>
-</file>
-
-<file path=word/header2.xml><?xml version="1.0" encoding="utf-8"?>
 <w:hdr xmlns:wpc="http://schemas.microsoft.com/office/word/2010/wordprocessingCanvas" xmlns:cx="http://schemas.microsoft.com/office/drawing/2014/chartex" xmlns:cx1="http://schemas.microsoft.com/office/drawing/2015/9/8/chartex" xmlns:cx2="http://schemas.microsoft.com/office/drawing/2015/10/21/chartex" xmlns:cx3="http://schemas.microsoft.com/office/drawing/2016/5/9/chartex" xmlns:cx4="http://schemas.microsoft.com/office/drawing/2016/5/10/chartex" xmlns:cx5="http://schemas.microsoft.com/office/drawing/2016/5/11/chartex" xmlns:cx6="http://schemas.microsoft.com/office/drawing/2016/5/12/chartex" xmlns:cx7="http://schemas.microsoft.com/office/drawing/2016/5/13/chartex" xmlns:cx8="http://schemas.microsoft.com/office/drawing/2016/5/14/chartex" xmlns:mc="http://schemas.openxmlformats.org/markup-compatibility/2006" xmlns:aink="http://schemas.microsoft.com/office/drawing/2016/ink" xmlns:am3d="http://schemas.microsoft.com/office/drawing/2017/model3d" xmlns:o="urn:schemas-microsoft-com:office:office" xmlns:r="http://schemas.openxmlformats.org/officeDocument/2006/relationships" xmlns:m="http://schemas.openxmlformats.org/officeDocument/2006/math" xmlns:v="urn:schemas-microsoft-com:vml" xmlns:wp14="http://schemas.microsoft.com/office/word/2010/wordprocessingDrawing" xmlns:wp="http://schemas.openxmlformats.org/drawingml/2006/wordprocessingDrawing" xmlns:w10="urn:schemas-microsoft-com:office:word" xmlns:w="http://schemas.openxmlformats.org/wordprocessingml/2006/main" xmlns:w14="http://schemas.microsoft.com/office/word/2010/wordml" xmlns:w15="http://schemas.microsoft.com/office/word/2012/wordml" xmlns:w16cex="http://schemas.microsoft.com/office/word/2018/wordml/cex" xmlns:w16cid="http://schemas.microsoft.com/office/word/2016/wordml/cid" xmlns:w16="http://schemas.microsoft.com/office/word/2018/wordml" xmlns:w16sdtdh="http://schemas.microsoft.com/office/word/2020/wordml/sdtdatahash" xmlns:w16se="http://schemas.microsoft.com/office/word/2015/wordml/symex" xmlns:wpg="http://schemas.microsoft.com/office/word/2010/wordprocessingGroup" xmlns:wpi="http://schemas.microsoft.com/office/word/2010/wordprocessingInk" xmlns:wne="http://schemas.microsoft.com/office/word/2006/wordml" xmlns:wps="http://schemas.microsoft.com/office/word/2010/wordprocessingShape" mc:Ignorable="w14 w15 w16se w16cid w16 w16cex w16sdtdh wp14">
   <w:tbl>
     <w:tblPr>
@@ -2422,16 +2375,6 @@
         </mc:Fallback>
       </mc:AlternateContent>
     </w:r>
-  </w:p>
-</w:hdr>
-</file>
-
-<file path=word/header3.xml><?xml version="1.0" encoding="utf-8"?>
-<w:hdr xmlns:wpc="http://schemas.microsoft.com/office/word/2010/wordprocessingCanvas" xmlns:cx="http://schemas.microsoft.com/office/drawing/2014/chartex" xmlns:cx1="http://schemas.microsoft.com/office/drawing/2015/9/8/chartex" xmlns:cx2="http://schemas.microsoft.com/office/drawing/2015/10/21/chartex" xmlns:cx3="http://schemas.microsoft.com/office/drawing/2016/5/9/chartex" xmlns:cx4="http://schemas.microsoft.com/office/drawing/2016/5/10/chartex" xmlns:cx5="http://schemas.microsoft.com/office/drawing/2016/5/11/chartex" xmlns:cx6="http://schemas.microsoft.com/office/drawing/2016/5/12/chartex" xmlns:cx7="http://schemas.microsoft.com/office/drawing/2016/5/13/chartex" xmlns:cx8="http://schemas.microsoft.com/office/drawing/2016/5/14/chartex" xmlns:mc="http://schemas.openxmlformats.org/markup-compatibility/2006" xmlns:aink="http://schemas.microsoft.com/office/drawing/2016/ink" xmlns:am3d="http://schemas.microsoft.com/office/drawing/2017/model3d" xmlns:o="urn:schemas-microsoft-com:office:office" xmlns:r="http://schemas.openxmlformats.org/officeDocument/2006/relationships" xmlns:m="http://schemas.openxmlformats.org/officeDocument/2006/math" xmlns:v="urn:schemas-microsoft-com:vml" xmlns:wp14="http://schemas.microsoft.com/office/word/2010/wordprocessingDrawing" xmlns:wp="http://schemas.openxmlformats.org/drawingml/2006/wordprocessingDrawing" xmlns:w10="urn:schemas-microsoft-com:office:word" xmlns:w="http://schemas.openxmlformats.org/wordprocessingml/2006/main" xmlns:w14="http://schemas.microsoft.com/office/word/2010/wordml" xmlns:w15="http://schemas.microsoft.com/office/word/2012/wordml" xmlns:w16cex="http://schemas.microsoft.com/office/word/2018/wordml/cex" xmlns:w16cid="http://schemas.microsoft.com/office/word/2016/wordml/cid" xmlns:w16="http://schemas.microsoft.com/office/word/2018/wordml" xmlns:w16sdtdh="http://schemas.microsoft.com/office/word/2020/wordml/sdtdatahash" xmlns:w16se="http://schemas.microsoft.com/office/word/2015/wordml/symex" xmlns:wpg="http://schemas.microsoft.com/office/word/2010/wordprocessingGroup" xmlns:wpi="http://schemas.microsoft.com/office/word/2010/wordprocessingInk" xmlns:wne="http://schemas.microsoft.com/office/word/2006/wordml" xmlns:wps="http://schemas.microsoft.com/office/word/2010/wordprocessingShape" mc:Ignorable="w14 w15 w16se w16cid w16 w16cex w16sdtdh wp14">
-  <w:p>
-    <w:pPr>
-      <w:pStyle w:val="Encabezado"/>
-    </w:pPr>
   </w:p>
 </w:hdr>
 </file>
